--- a/pr-preview/pr-310/linear-algebra-direct-sums.docx
+++ b/pr-preview/pr-310/linear-algebra-direct-sums.docx
@@ -15,10 +15,10 @@
         <w:pStyle w:val="Date"/>
       </w:pPr>
       <w:r>
-        <w:t xml:space="preserve">Last modified: 2026-10-15 08:32:48 (PDT)</w:t>
+        <w:t xml:space="preserve">Last modified: 2026-10-15 13:37:28 (PDT)</w:t>
       </w:r>
     </w:p>
-    <w:bookmarkStart w:id="46" w:name="sec-direct-sums"/>
+    <w:bookmarkStart w:id="47" w:name="sec-direct-sums"/>
     <w:p>
       <w:pPr>
         <w:pStyle w:val="Heading2"/>
@@ -4990,7 +4990,7 @@
           <w:rPr>
             <w:rStyle w:val="Hyperlink"/>
           </w:rPr>
-          <w:t xml:space="preserve">Definition 8 in Subspaces and Rank</w:t>
+          <w:t xml:space="preserve">Definition 9 in Subspaces and Rank</w:t>
         </w:r>
       </w:hyperlink>
       <w:r>
@@ -13561,7 +13561,7 @@
       </w:r>
     </w:p>
     <w:bookmarkEnd w:id="38"/>
-    <w:bookmarkStart w:id="39" w:name="def-direct-sum"/>
+    <w:bookmarkStart w:id="39" w:name="def-complementary-subspaces"/>
     <w:p>
       <w:pPr>
         <w:pStyle w:val="FirstParagraph"/>
@@ -13571,7 +13571,7 @@
           <w:b/>
           <w:bCs/>
         </w:rPr>
-        <w:t xml:space="preserve">Definition 2 (Direct sum)</w:t>
+        <w:t xml:space="preserve">Definition 2 (Complementary subspaces)</w:t>
       </w:r>
       <w:r>
         <w:t xml:space="preserve"> </w:t>
@@ -13925,11 +13925,114 @@
       <w:r>
         <w:t xml:space="preserve">).</w:t>
       </w:r>
-      <w:r>
-        <w:t xml:space="preserve"> </w:t>
-      </w:r>
-      <w:r>
-        <w:t xml:space="preserve">Then</w:t>
+    </w:p>
+    <w:bookmarkEnd w:id="39"/>
+    <w:bookmarkStart w:id="40" w:name="def-direct-sum"/>
+    <w:p>
+      <w:pPr>
+        <w:pStyle w:val="BodyText"/>
+      </w:pPr>
+      <w:r>
+        <w:rPr>
+          <w:b/>
+          <w:bCs/>
+        </w:rPr>
+        <w:t xml:space="preserve">Definition 3 (Direct sum)</w:t>
+      </w:r>
+      <w:r>
+        <w:t xml:space="preserve"> </w:t>
+      </w:r>
+      <w:r>
+        <w:t xml:space="preserve">If</w:t>
+      </w:r>
+      <w:r>
+        <w:t xml:space="preserve"> </w:t>
+      </w:r>
+      <m:oMath>
+        <m:sSub>
+          <m:e>
+            <m:r>
+              <m:rPr>
+                <m:scr m:val="script"/>
+                <m:sty m:val="p"/>
+              </m:rPr>
+              <m:t>S</m:t>
+            </m:r>
+          </m:e>
+          <m:sub>
+            <m:r>
+              <m:t>1</m:t>
+            </m:r>
+          </m:sub>
+        </m:sSub>
+      </m:oMath>
+      <w:r>
+        <w:t xml:space="preserve"> </w:t>
+      </w:r>
+      <w:r>
+        <w:t xml:space="preserve">and</w:t>
+      </w:r>
+      <w:r>
+        <w:t xml:space="preserve"> </w:t>
+      </w:r>
+      <m:oMath>
+        <m:sSub>
+          <m:e>
+            <m:r>
+              <m:rPr>
+                <m:scr m:val="script"/>
+                <m:sty m:val="p"/>
+              </m:rPr>
+              <m:t>S</m:t>
+            </m:r>
+          </m:e>
+          <m:sub>
+            <m:r>
+              <m:t>2</m:t>
+            </m:r>
+          </m:sub>
+        </m:sSub>
+      </m:oMath>
+      <w:r>
+        <w:t xml:space="preserve"> </w:t>
+      </w:r>
+      <w:r>
+        <w:t xml:space="preserve">are complementary in</w:t>
+      </w:r>
+      <w:r>
+        <w:t xml:space="preserve"> </w:t>
+      </w:r>
+      <m:oMath>
+        <m:r>
+          <m:rPr>
+            <m:scr m:val="script"/>
+            <m:sty m:val="p"/>
+          </m:rPr>
+          <m:t>V</m:t>
+        </m:r>
+      </m:oMath>
+      <w:r>
+        <w:t xml:space="preserve"> </w:t>
+      </w:r>
+      <w:r>
+        <w:t xml:space="preserve">(</w:t>
+      </w:r>
+      <w:hyperlink w:anchor="def-complementary-subspaces">
+        <w:r>
+          <w:rPr>
+            <w:rStyle w:val="Hyperlink"/>
+          </w:rPr>
+          <w:t xml:space="preserve">Definition 2</w:t>
+        </w:r>
+      </w:hyperlink>
+      <w:r>
+        <w:t xml:space="preserve">),</w:t>
+      </w:r>
+      <w:r>
+        <w:t xml:space="preserve"> </w:t>
+      </w:r>
+      <w:r>
+        <w:t xml:space="preserve">then</w:t>
       </w:r>
       <w:r>
         <w:t xml:space="preserve"> </w:t>
@@ -14082,8 +14185,8 @@
         <w:t xml:space="preserve">.</w:t>
       </w:r>
     </w:p>
-    <w:bookmarkEnd w:id="39"/>
-    <w:bookmarkStart w:id="40" w:name="exm-direct-sum"/>
+    <w:bookmarkEnd w:id="40"/>
+    <w:bookmarkStart w:id="41" w:name="exm-direct-sum"/>
     <w:p>
       <w:pPr>
         <w:pStyle w:val="BodyText"/>
@@ -14831,8 +14934,8 @@
         <w:t xml:space="preserve">.</w:t>
       </w:r>
     </w:p>
-    <w:bookmarkEnd w:id="40"/>
-    <w:bookmarkStart w:id="41" w:name="exm-not-direct-sum"/>
+    <w:bookmarkEnd w:id="41"/>
+    <w:bookmarkStart w:id="42" w:name="exm-not-direct-sum"/>
     <w:p>
       <w:pPr>
         <w:pStyle w:val="BodyText"/>
@@ -15263,8 +15366,8 @@
         <w:t xml:space="preserve">both times.</w:t>
       </w:r>
     </w:p>
-    <w:bookmarkEnd w:id="41"/>
-    <w:bookmarkStart w:id="42" w:name="thm-direct-sum-equiv"/>
+    <w:bookmarkEnd w:id="42"/>
+    <w:bookmarkStart w:id="43" w:name="thm-direct-sum-equiv"/>
     <w:p>
       <w:pPr>
         <w:pStyle w:val="BodyText"/>
@@ -15504,7 +15607,7 @@
           <w:rPr>
             <w:rStyle w:val="Hyperlink"/>
           </w:rPr>
-          <w:t xml:space="preserve">Definition 2</w:t>
+          <w:t xml:space="preserve">Definition 3</w:t>
         </w:r>
       </w:hyperlink>
       <w:r>
@@ -15851,7 +15954,7 @@
         <w:t xml:space="preserve">in only one way.</w:t>
       </w:r>
     </w:p>
-    <w:bookmarkEnd w:id="42"/>
+    <w:bookmarkEnd w:id="43"/>
     <w:p>
       <w:pPr>
         <w:pStyle w:val="FirstParagraph"/>
@@ -18092,7 +18195,7 @@
         <w:t xml:space="preserve">.</w:t>
       </w:r>
     </w:p>
-    <w:bookmarkStart w:id="43" w:name="exm-direct-sum-equiv"/>
+    <w:bookmarkStart w:id="44" w:name="exm-direct-sum-equiv"/>
     <w:p>
       <w:pPr>
         <w:pStyle w:val="BodyText"/>
@@ -18958,8 +19061,8 @@
         <w:t xml:space="preserve">splits in two ways.</w:t>
       </w:r>
     </w:p>
-    <w:bookmarkEnd w:id="43"/>
-    <w:bookmarkStart w:id="44" w:name="def-projection"/>
+    <w:bookmarkEnd w:id="44"/>
+    <w:bookmarkStart w:id="45" w:name="def-projection"/>
     <w:p>
       <w:pPr>
         <w:pStyle w:val="BodyText"/>
@@ -18969,7 +19072,7 @@
           <w:b/>
           <w:bCs/>
         </w:rPr>
-        <w:t xml:space="preserve">Definition 3 (Projection onto a subspace along a complement)</w:t>
+        <w:t xml:space="preserve">Definition 4 (Projection onto a subspace along a complement)</w:t>
       </w:r>
       <w:r>
         <w:t xml:space="preserve"> </w:t>
@@ -19098,7 +19201,7 @@
           <w:rPr>
             <w:rStyle w:val="Hyperlink"/>
           </w:rPr>
-          <w:t xml:space="preserve">Definition 2</w:t>
+          <w:t xml:space="preserve">Definition 3</w:t>
         </w:r>
       </w:hyperlink>
       <w:r>
@@ -19392,8 +19495,8 @@
         <w:t xml:space="preserve">.</w:t>
       </w:r>
     </w:p>
-    <w:bookmarkEnd w:id="44"/>
-    <w:bookmarkStart w:id="45" w:name="exm-projection"/>
+    <w:bookmarkEnd w:id="45"/>
+    <w:bookmarkStart w:id="46" w:name="exm-projection"/>
     <w:p>
       <w:pPr>
         <w:pStyle w:val="BodyText"/>
@@ -20688,7 +20791,7 @@
           <w:rPr>
             <w:rStyle w:val="Hyperlink"/>
           </w:rPr>
-          <w:t xml:space="preserve">Definition 2</w:t>
+          <w:t xml:space="preserve">Definition 3</w:t>
         </w:r>
       </w:hyperlink>
       <w:r>
@@ -20721,9 +20824,9 @@
         <w:t xml:space="preserve">when the complement changes.</w:t>
       </w:r>
     </w:p>
-    <w:bookmarkEnd w:id="45"/>
     <w:bookmarkEnd w:id="46"/>
-    <w:bookmarkStart w:id="71" w:name="sec-orthogonal-complements"/>
+    <w:bookmarkEnd w:id="47"/>
+    <w:bookmarkStart w:id="72" w:name="sec-orthogonal-complements"/>
     <w:p>
       <w:pPr>
         <w:pStyle w:val="Heading2"/>
@@ -20732,7 +20835,7 @@
         <w:t xml:space="preserve">2 Orthogonal complements</w:t>
       </w:r>
     </w:p>
-    <w:bookmarkStart w:id="47" w:name="thm-dot-linear"/>
+    <w:bookmarkStart w:id="48" w:name="thm-dot-linear"/>
     <w:p>
       <w:pPr>
         <w:pStyle w:val="FirstParagraph"/>
@@ -21216,7 +21319,7 @@
         </m:oMath>
       </m:oMathPara>
     </w:p>
-    <w:bookmarkEnd w:id="47"/>
+    <w:bookmarkEnd w:id="48"/>
     <w:p>
       <w:pPr>
         <w:pStyle w:val="FirstParagraph"/>
@@ -21446,7 +21549,7 @@
                   <m:nor/>
                   <m:sty m:val="p"/>
                 </m:rPr>
-                <m:t>Definition 7 in Vectors</m:t>
+                <m:t>Definition 8 in Vectors</m:t>
               </m:r>
               <m:r>
                 <m:rPr>
@@ -21590,7 +21693,7 @@
                   <m:nor/>
                   <m:sty m:val="p"/>
                 </m:rPr>
-                <m:t>Definition 6 in Vectors</m:t>
+                <m:t>Definition 7 in Vectors</m:t>
               </m:r>
               <m:r>
                 <m:rPr>
@@ -22321,7 +22424,7 @@
                   <m:nor/>
                   <m:sty m:val="p"/>
                 </m:rPr>
-                <m:t>Definition 7 in Vectors</m:t>
+                <m:t>Definition 8 in Vectors</m:t>
               </m:r>
               <m:r>
                 <m:rPr>
@@ -23249,7 +23352,7 @@
         <w:t xml:space="preserve">and likewise in the first slot.</w:t>
       </w:r>
     </w:p>
-    <w:bookmarkStart w:id="48" w:name="exm-dot-linear"/>
+    <w:bookmarkStart w:id="49" w:name="exm-dot-linear"/>
     <w:p>
       <w:pPr>
         <w:pStyle w:val="BodyText"/>
@@ -23872,8 +23975,8 @@
         <w:t xml:space="preserve">the same number.</w:t>
       </w:r>
     </w:p>
-    <w:bookmarkEnd w:id="48"/>
-    <w:bookmarkStart w:id="50" w:name="def-orthogonal-complement"/>
+    <w:bookmarkEnd w:id="49"/>
+    <w:bookmarkStart w:id="51" w:name="def-orthogonal-complement"/>
     <w:p>
       <w:pPr>
         <w:pStyle w:val="BodyText"/>
@@ -23883,7 +23986,7 @@
           <w:b/>
           <w:bCs/>
         </w:rPr>
-        <w:t xml:space="preserve">Definition 4 (Orthogonal complement)</w:t>
+        <w:t xml:space="preserve">Definition 5 (Orthogonal complement)</w:t>
       </w:r>
       <w:r>
         <w:t xml:space="preserve"> </w:t>
@@ -23952,12 +24055,12 @@
       <w:r>
         <w:t xml:space="preserve">is the set of vectors orthogonal (</w:t>
       </w:r>
-      <w:hyperlink r:id="rId49">
+      <w:hyperlink r:id="rId50">
         <w:r>
           <w:rPr>
             <w:rStyle w:val="Hyperlink"/>
           </w:rPr>
-          <w:t xml:space="preserve">Definition 13 in Vectors</w:t>
+          <w:t xml:space="preserve">Definition 15 in Vectors</w:t>
         </w:r>
       </w:hyperlink>
       <w:r>
@@ -24216,8 +24319,8 @@
         <w:t xml:space="preserve">.</w:t>
       </w:r>
     </w:p>
-    <w:bookmarkEnd w:id="50"/>
-    <w:bookmarkStart w:id="51" w:name="exm-orthogonal-complement"/>
+    <w:bookmarkEnd w:id="51"/>
+    <w:bookmarkStart w:id="52" w:name="exm-orthogonal-complement"/>
     <w:p>
       <w:pPr>
         <w:pStyle w:val="BodyText"/>
@@ -25755,8 +25858,8 @@
         <w:t xml:space="preserve">.</w:t>
       </w:r>
     </w:p>
-    <w:bookmarkEnd w:id="51"/>
-    <w:bookmarkStart w:id="52" w:name="rem-orthogonal-complement-any-set"/>
+    <w:bookmarkEnd w:id="52"/>
+    <w:bookmarkStart w:id="53" w:name="rem-orthogonal-complement-any-set"/>
     <w:p>
       <w:pPr>
         <w:pStyle w:val="FirstParagraph"/>
@@ -25794,7 +25897,7 @@
           <w:rPr>
             <w:rStyle w:val="Hyperlink"/>
           </w:rPr>
-          <w:t xml:space="preserve">Definition 4</w:t>
+          <w:t xml:space="preserve">Definition 5</w:t>
         </w:r>
       </w:hyperlink>
       <w:r>
@@ -25804,8 +25907,8 @@
         <w:t xml:space="preserve">need not be a subspace.</w:t>
       </w:r>
     </w:p>
-    <w:bookmarkEnd w:id="52"/>
-    <w:bookmarkStart w:id="53" w:name="thm-orthogonal-complement-subspace"/>
+    <w:bookmarkEnd w:id="53"/>
+    <w:bookmarkStart w:id="54" w:name="thm-orthogonal-complement-subspace"/>
     <w:p>
       <w:pPr>
         <w:pStyle w:val="BodyText"/>
@@ -25900,7 +26003,7 @@
           <w:rPr>
             <w:rStyle w:val="Hyperlink"/>
           </w:rPr>
-          <w:t xml:space="preserve">Definition 4</w:t>
+          <w:t xml:space="preserve">Definition 5</w:t>
         </w:r>
       </w:hyperlink>
       <w:r>
@@ -25951,7 +26054,7 @@
         <w:t xml:space="preserve">).</w:t>
       </w:r>
     </w:p>
-    <w:bookmarkEnd w:id="53"/>
+    <w:bookmarkEnd w:id="54"/>
     <w:p>
       <w:pPr>
         <w:pStyle w:val="BodyText"/>
@@ -27052,7 +27155,7 @@
         <w:t xml:space="preserve">.</w:t>
       </w:r>
     </w:p>
-    <w:bookmarkStart w:id="56" w:name="exm-orthogonal-complement-subspace"/>
+    <w:bookmarkStart w:id="57" w:name="exm-orthogonal-complement-subspace"/>
     <w:p>
       <w:pPr>
         <w:pStyle w:val="BodyText"/>
@@ -27755,7 +27858,7 @@
       <w:r>
         <w:t xml:space="preserve"> </w:t>
       </w:r>
-      <w:hyperlink r:id="rId54">
+      <w:hyperlink r:id="rId55">
         <w:r>
           <w:rPr>
             <w:rStyle w:val="Hyperlink"/>
@@ -27836,7 +27939,7 @@
       <w:r>
         <w:t xml:space="preserve"> </w:t>
       </w:r>
-      <w:hyperlink r:id="rId55">
+      <w:hyperlink r:id="rId56">
         <w:r>
           <w:rPr>
             <w:rStyle w:val="Hyperlink"/>
@@ -27883,8 +27986,8 @@
         <w:t xml:space="preserve">.</w:t>
       </w:r>
     </w:p>
-    <w:bookmarkEnd w:id="56"/>
-    <w:bookmarkStart w:id="57" w:name="thm-complement-null-space"/>
+    <w:bookmarkEnd w:id="57"/>
+    <w:bookmarkStart w:id="58" w:name="thm-complement-null-space"/>
     <w:p>
       <w:pPr>
         <w:pStyle w:val="BodyText"/>
@@ -28038,7 +28141,7 @@
         </m:oMath>
       </m:oMathPara>
     </w:p>
-    <w:bookmarkEnd w:id="57"/>
+    <w:bookmarkEnd w:id="58"/>
     <w:p>
       <w:pPr>
         <w:pStyle w:val="FirstParagraph"/>
@@ -28509,7 +28612,7 @@
                   <m:nor/>
                   <m:sty m:val="p"/>
                 </m:rPr>
-                <m:t>Definition 11 in Matrices</m:t>
+                <m:t>Definition 13 in Matrices</m:t>
               </m:r>
               <m:r>
                 <m:rPr>
@@ -28685,7 +28788,7 @@
                   <m:nor/>
                   <m:sty m:val="p"/>
                 </m:rPr>
-                <m:t>Definition 7 in Vectors</m:t>
+                <m:t>Definition 8 in Vectors</m:t>
               </m:r>
               <m:r>
                 <m:rPr>
@@ -28770,7 +28873,7 @@
       <w:r>
         <w:t xml:space="preserve">(</w:t>
       </w:r>
-      <w:hyperlink r:id="rId58">
+      <w:hyperlink r:id="rId59">
         <w:r>
           <w:rPr>
             <w:rStyle w:val="Hyperlink"/>
@@ -29564,7 +29667,7 @@
                   <m:nor/>
                   <m:sty m:val="p"/>
                 </m:rPr>
-                <m:t>Definition 7 in Vectors</m:t>
+                <m:t>Definition 8 in Vectors</m:t>
               </m:r>
               <m:r>
                 <m:rPr>
@@ -29718,7 +29821,7 @@
                   <m:nor/>
                   <m:sty m:val="p"/>
                 </m:rPr>
-                <m:t>Definition 11 in Matrices</m:t>
+                <m:t>Definition 13 in Matrices</m:t>
               </m:r>
               <m:r>
                 <m:rPr>
@@ -30263,7 +30366,7 @@
                   <m:nor/>
                   <m:sty m:val="p"/>
                 </m:rPr>
-                <m:t>Definition 7 in Vectors</m:t>
+                <m:t>Definition 8 in Vectors</m:t>
               </m:r>
               <m:r>
                 <m:rPr>
@@ -30497,7 +30600,7 @@
         <w:t xml:space="preserve">.</w:t>
       </w:r>
     </w:p>
-    <w:bookmarkStart w:id="61" w:name="exm-complement-null-space"/>
+    <w:bookmarkStart w:id="62" w:name="exm-complement-null-space"/>
     <w:p>
       <w:pPr>
         <w:pStyle w:val="BodyText"/>
@@ -30516,7 +30619,7 @@
         </w:rPr>
         <w:t xml:space="preserve"> </w:t>
       </w:r>
-      <w:hyperlink r:id="rId59">
+      <w:hyperlink r:id="rId60">
         <w:r>
           <w:rPr>
             <w:rStyle w:val="Hyperlink"/>
@@ -30559,7 +30662,7 @@
       <w:r>
         <w:t xml:space="preserve"> </w:t>
       </w:r>
-      <w:hyperlink r:id="rId59">
+      <w:hyperlink r:id="rId60">
         <w:r>
           <w:rPr>
             <w:rStyle w:val="Hyperlink"/>
@@ -30661,7 +30764,7 @@
       <w:r>
         <w:t xml:space="preserve"> </w:t>
       </w:r>
-      <w:hyperlink r:id="rId60">
+      <w:hyperlink r:id="rId61">
         <w:r>
           <w:rPr>
             <w:rStyle w:val="Hyperlink"/>
@@ -31159,7 +31262,7 @@
                   <m:nor/>
                   <m:sty m:val="p"/>
                 </m:rPr>
-                <m:t>Definition 7 in Vectors</m:t>
+                <m:t>Definition 8 in Vectors</m:t>
               </m:r>
               <m:r>
                 <m:rPr>
@@ -31206,8 +31309,8 @@
         </m:oMath>
       </m:oMathPara>
     </w:p>
-    <w:bookmarkEnd w:id="61"/>
-    <w:bookmarkStart w:id="62" w:name="thm-orthogonal-direct-sum"/>
+    <w:bookmarkEnd w:id="62"/>
+    <w:bookmarkStart w:id="63" w:name="thm-orthogonal-direct-sum"/>
     <w:p>
       <w:pPr>
         <w:pStyle w:val="FirstParagraph"/>
@@ -31512,7 +31615,7 @@
           <w:rPr>
             <w:rStyle w:val="Hyperlink"/>
           </w:rPr>
-          <w:t xml:space="preserve">Definition 2</w:t>
+          <w:t xml:space="preserve">Definition 3</w:t>
         </w:r>
       </w:hyperlink>
       <w:r>
@@ -31714,7 +31817,7 @@
         <w:t xml:space="preserve">).</w:t>
       </w:r>
     </w:p>
-    <w:bookmarkEnd w:id="62"/>
+    <w:bookmarkEnd w:id="63"/>
     <w:p>
       <w:pPr>
         <w:pStyle w:val="BodyText"/>
@@ -31778,7 +31881,7 @@
           <w:rPr>
             <w:rStyle w:val="Hyperlink"/>
           </w:rPr>
-          <w:t xml:space="preserve">Definition 8 in Subspaces and Rank</w:t>
+          <w:t xml:space="preserve">Definition 9 in Subspaces and Rank</w:t>
         </w:r>
       </w:hyperlink>
       <w:r>
@@ -32278,7 +32381,7 @@
           <w:rPr>
             <w:rStyle w:val="Hyperlink"/>
           </w:rPr>
-          <w:t xml:space="preserve">Definition 8 in Subspaces and Rank</w:t>
+          <w:t xml:space="preserve">Definition 9 in Subspaces and Rank</w:t>
         </w:r>
       </w:hyperlink>
       <w:r>
@@ -34184,7 +34287,7 @@
       <w:r>
         <w:t xml:space="preserve">is a subspace (</w:t>
       </w:r>
-      <w:hyperlink r:id="rId63">
+      <w:hyperlink r:id="rId64">
         <w:r>
           <w:rPr>
             <w:rStyle w:val="Hyperlink"/>
@@ -34269,7 +34372,7 @@
       <w:r>
         <w:t xml:space="preserve"> </w:t>
       </w:r>
-      <w:hyperlink r:id="rId64">
+      <w:hyperlink r:id="rId65">
         <w:r>
           <w:rPr>
             <w:rStyle w:val="Hyperlink"/>
@@ -34437,7 +34540,7 @@
         <w:t xml:space="preserve">(statement 1 implies statement 3).</w:t>
       </w:r>
     </w:p>
-    <w:bookmarkStart w:id="65" w:name="exm-orthogonal-direct-sum"/>
+    <w:bookmarkStart w:id="66" w:name="exm-orthogonal-direct-sum"/>
     <w:p>
       <w:pPr>
         <w:pStyle w:val="BodyText"/>
@@ -36483,8 +36586,8 @@
         </m:oMath>
       </m:oMathPara>
     </w:p>
-    <w:bookmarkEnd w:id="65"/>
-    <w:bookmarkStart w:id="66" w:name="thm-double-complement"/>
+    <w:bookmarkEnd w:id="66"/>
+    <w:bookmarkStart w:id="67" w:name="thm-double-complement"/>
     <w:p>
       <w:pPr>
         <w:pStyle w:val="FirstParagraph"/>
@@ -36619,7 +36722,7 @@
         </m:oMath>
       </m:oMathPara>
     </w:p>
-    <w:bookmarkEnd w:id="66"/>
+    <w:bookmarkEnd w:id="67"/>
     <w:p>
       <w:pPr>
         <w:pStyle w:val="FirstParagraph"/>
@@ -36796,7 +36899,7 @@
           <w:rPr>
             <w:rStyle w:val="Hyperlink"/>
           </w:rPr>
-          <w:t xml:space="preserve">Definition 4</w:t>
+          <w:t xml:space="preserve">Definition 5</w:t>
         </w:r>
       </w:hyperlink>
       <w:r>
@@ -36897,7 +37000,7 @@
       <w:r>
         <w:t xml:space="preserve">too (</w:t>
       </w:r>
-      <w:hyperlink r:id="rId67">
+      <w:hyperlink r:id="rId68">
         <w:r>
           <w:rPr>
             <w:rStyle w:val="Hyperlink"/>
@@ -37596,7 +37699,7 @@
       <w:r>
         <w:t xml:space="preserve">(</w:t>
       </w:r>
-      <w:hyperlink r:id="rId64">
+      <w:hyperlink r:id="rId65">
         <w:r>
           <w:rPr>
             <w:rStyle w:val="Hyperlink"/>
@@ -37608,7 +37711,7 @@
         <w:t xml:space="preserve">).</w:t>
       </w:r>
     </w:p>
-    <w:bookmarkStart w:id="69" w:name="exm-double-complement"/>
+    <w:bookmarkStart w:id="70" w:name="exm-double-complement"/>
     <w:p>
       <w:pPr>
         <w:pStyle w:val="BodyText"/>
@@ -38279,12 +38382,12 @@
       <w:r>
         <w:t xml:space="preserve">(</w:t>
       </w:r>
-      <w:hyperlink r:id="rId68">
+      <w:hyperlink r:id="rId69">
         <w:r>
           <w:rPr>
             <w:rStyle w:val="Hyperlink"/>
           </w:rPr>
-          <w:t xml:space="preserve">Definition 11 in Matrices</w:t>
+          <w:t xml:space="preserve">Definition 13 in Matrices</w:t>
         </w:r>
       </w:hyperlink>
       <w:r>
@@ -38609,8 +38712,8 @@
         </m:oMath>
       </m:oMathPara>
     </w:p>
-    <w:bookmarkEnd w:id="69"/>
-    <w:bookmarkStart w:id="70" w:name="exm-double-complement-fails"/>
+    <w:bookmarkEnd w:id="70"/>
+    <w:bookmarkStart w:id="71" w:name="exm-double-complement-fails"/>
     <w:p>
       <w:pPr>
         <w:pStyle w:val="FirstParagraph"/>
@@ -39006,9 +39109,9 @@
         <w:t xml:space="preserve">to be a subspace.</w:t>
       </w:r>
     </w:p>
-    <w:bookmarkEnd w:id="70"/>
     <w:bookmarkEnd w:id="71"/>
-    <w:bookmarkStart w:id="84" w:name="sec-fundamental-theorem"/>
+    <w:bookmarkEnd w:id="72"/>
+    <w:bookmarkStart w:id="85" w:name="sec-fundamental-theorem"/>
     <w:p>
       <w:pPr>
         <w:pStyle w:val="Heading2"/>
@@ -39017,7 +39120,7 @@
         <w:t xml:space="preserve">3 The fundamental theorem of linear algebra</w:t>
       </w:r>
     </w:p>
-    <w:bookmarkStart w:id="72" w:name="thm-fundamental-subspaces"/>
+    <w:bookmarkStart w:id="73" w:name="thm-fundamental-subspaces"/>
     <w:p>
       <w:pPr>
         <w:pStyle w:val="FirstParagraph"/>
@@ -39924,7 +40027,7 @@
         <w:t xml:space="preserve">.</w:t>
       </w:r>
     </w:p>
-    <w:bookmarkEnd w:id="72"/>
+    <w:bookmarkEnd w:id="73"/>
     <w:p>
       <w:pPr>
         <w:pStyle w:val="FirstParagraph"/>
@@ -40922,7 +41025,7 @@
       <w:r>
         <w:t xml:space="preserve"> </w:t>
       </w:r>
-      <w:hyperlink r:id="rId73">
+      <w:hyperlink r:id="rId74">
         <w:r>
           <w:rPr>
             <w:rStyle w:val="Hyperlink"/>
@@ -41048,7 +41151,7 @@
       <w:r>
         <w:t xml:space="preserve"> </w:t>
       </w:r>
-      <w:hyperlink r:id="rId73">
+      <w:hyperlink r:id="rId74">
         <w:r>
           <w:rPr>
             <w:rStyle w:val="Hyperlink"/>
@@ -41082,7 +41185,7 @@
       <w:r>
         <w:t xml:space="preserve"> </w:t>
       </w:r>
-      <w:hyperlink r:id="rId74">
+      <w:hyperlink r:id="rId75">
         <w:r>
           <w:rPr>
             <w:rStyle w:val="Hyperlink"/>
@@ -41206,7 +41309,7 @@
       <w:r>
         <w:t xml:space="preserve">(</w:t>
       </w:r>
-      <w:hyperlink r:id="rId75">
+      <w:hyperlink r:id="rId76">
         <w:r>
           <w:rPr>
             <w:rStyle w:val="Hyperlink"/>
@@ -41380,7 +41483,7 @@
         <w:t xml:space="preserve">in the same way.</w:t>
       </w:r>
     </w:p>
-    <w:bookmarkStart w:id="78" w:name="exm-fundamental-subspaces"/>
+    <w:bookmarkStart w:id="79" w:name="exm-fundamental-subspaces"/>
     <w:p>
       <w:pPr>
         <w:pStyle w:val="BodyText"/>
@@ -41399,7 +41502,7 @@
         </w:rPr>
         <w:t xml:space="preserve"> </w:t>
       </w:r>
-      <w:hyperlink r:id="rId59">
+      <w:hyperlink r:id="rId60">
         <w:r>
           <w:rPr>
             <w:rStyle w:val="Hyperlink"/>
@@ -41442,7 +41545,7 @@
       <w:r>
         <w:t xml:space="preserve"> </w:t>
       </w:r>
-      <w:hyperlink r:id="rId59">
+      <w:hyperlink r:id="rId60">
         <w:r>
           <w:rPr>
             <w:rStyle w:val="Hyperlink"/>
@@ -41519,7 +41622,7 @@
       <w:r>
         <w:t xml:space="preserve">(</w:t>
       </w:r>
-      <w:hyperlink r:id="rId76">
+      <w:hyperlink r:id="rId77">
         <w:r>
           <w:rPr>
             <w:rStyle w:val="Hyperlink"/>
@@ -41904,7 +42007,7 @@
       <w:r>
         <w:t xml:space="preserve">(</w:t>
       </w:r>
-      <w:hyperlink r:id="rId77">
+      <w:hyperlink r:id="rId78">
         <w:r>
           <w:rPr>
             <w:rStyle w:val="Hyperlink"/>
@@ -43818,7 +43921,7 @@
                   <m:nor/>
                   <m:sty m:val="p"/>
                 </m:rPr>
-                <m:t>Definition 7 in Vectors</m:t>
+                <m:t>Definition 8 in Vectors</m:t>
               </m:r>
               <m:r>
                 <m:rPr>
@@ -44285,9 +44388,9 @@
         <w:t xml:space="preserve">.</w:t>
       </w:r>
     </w:p>
-    <w:bookmarkEnd w:id="78"/>
-    <w:bookmarkStart w:id="83" w:name="refs"/>
-    <w:bookmarkStart w:id="80" w:name="ref-banerjee2014linear"/>
+    <w:bookmarkEnd w:id="79"/>
+    <w:bookmarkStart w:id="84" w:name="refs"/>
+    <w:bookmarkStart w:id="81" w:name="ref-banerjee2014linear"/>
     <w:p>
       <w:pPr>
         <w:pStyle w:val="Bibliography"/>
@@ -44311,7 +44414,7 @@
       <w:r>
         <w:t xml:space="preserve"> </w:t>
       </w:r>
-      <w:hyperlink r:id="rId79">
+      <w:hyperlink r:id="rId80">
         <w:r>
           <w:rPr>
             <w:rStyle w:val="Hyperlink"/>
@@ -44323,8 +44426,8 @@
         <w:t xml:space="preserve">.</w:t>
       </w:r>
     </w:p>
-    <w:bookmarkEnd w:id="80"/>
-    <w:bookmarkStart w:id="82" w:name="ref-zhou2024orthproj"/>
+    <w:bookmarkEnd w:id="81"/>
+    <w:bookmarkStart w:id="83" w:name="ref-zhou2024orthproj"/>
     <w:p>
       <w:pPr>
         <w:pStyle w:val="Bibliography"/>
@@ -44348,7 +44451,7 @@
       <w:r>
         <w:t xml:space="preserve"> </w:t>
       </w:r>
-      <w:hyperlink r:id="rId81">
+      <w:hyperlink r:id="rId82">
         <w:r>
           <w:rPr>
             <w:rStyle w:val="Hyperlink"/>
@@ -44360,9 +44463,9 @@
         <w:t xml:space="preserve">.</w:t>
       </w:r>
     </w:p>
-    <w:bookmarkEnd w:id="82"/>
     <w:bookmarkEnd w:id="83"/>
     <w:bookmarkEnd w:id="84"/>
+    <w:bookmarkEnd w:id="85"/>
     <w:sectPr>
       <w:footnotePr>
         <w:numRestart w:val="eachSect"/>
